--- a/docassemble/AkPowerOfAttorneyOverAMinorByParentOrGuardian/data/templates/ak_power_of_attorney_over_a_minor_by_parent_or_guardian_next_steps.docx
+++ b/docassemble/AkPowerOfAttorneyOverAMinorByParentOrGuardian/data/templates/ak_power_of_attorney_over_a_minor_by_parent_or_guardian_next_steps.docx
@@ -358,98 +358,21 @@
           <w:rtl w:val="0"/>
           <w:lang w:val="en-US"/>
         </w:rPr>
-        <w:t>Choose when you want</w:t>
-      </w:r>
-      <w:r>
-        <w:rPr>
-          <w:rtl w:val="0"/>
-          <w:lang w:val="en-US"/>
-        </w:rPr>
-        <w:t xml:space="preserve"> {</w:t>
-      </w:r>
-      <w:r>
-        <w:rPr>
-          <w:rtl w:val="0"/>
-          <w:lang w:val="en-US"/>
-        </w:rPr>
-        <w:t>{</w:t>
-      </w:r>
-      <w:r>
-        <w:rPr>
-          <w:rtl w:val="0"/>
-          <w:lang w:val="en-US"/>
-        </w:rPr>
-        <w:t xml:space="preserve"> caregivers[0].name.full() }</w:t>
-      </w:r>
-      <w:r>
-        <w:rPr>
-          <w:rtl w:val="0"/>
-          <w:lang w:val="en-US"/>
-        </w:rPr>
-        <w:t xml:space="preserve">} to start making decisions and when you want them to stop. {{ </w:t>
-      </w:r>
-      <w:r>
-        <w:rPr>
-          <w:rtl w:val="0"/>
-          <w:lang w:val="en-US"/>
-        </w:rPr>
-        <w:t xml:space="preserve">"That time period can be up to 1 year or, if you need, it can be up to 30 days after your </w:t>
-      </w:r>
-      <w:r>
-        <w:rPr>
-          <w:rtl w:val="0"/>
-          <w:lang w:val="en-US"/>
-        </w:rPr>
-        <w:t xml:space="preserve">deployment orders say your military </w:t>
-      </w:r>
-      <w:r>
-        <w:rPr>
-          <w:rtl w:val="0"/>
-          <w:lang w:val="en-US"/>
-        </w:rPr>
-        <w:t xml:space="preserve">duty ends" if users[0].is_in_US_military else </w:t>
-      </w:r>
-      <w:r>
-        <w:rPr>
-          <w:rtl w:val="0"/>
-          <w:lang w:val="en-US"/>
-        </w:rPr>
-        <w:t>“</w:t>
-      </w:r>
-      <w:r>
-        <w:rPr>
-          <w:rtl w:val="0"/>
-          <w:lang w:val="en-US"/>
-        </w:rPr>
-        <w:t>You can give them</w:t>
-      </w:r>
-      <w:r>
-        <w:rPr>
-          <w:rtl w:val="0"/>
-          <w:lang w:val="en-US"/>
-        </w:rPr>
-        <w:t xml:space="preserve"> permission </w:t>
-      </w:r>
-      <w:r>
-        <w:rPr>
-          <w:rtl w:val="0"/>
-          <w:lang w:val="en-US"/>
-        </w:rPr>
-        <w:t xml:space="preserve">for </w:t>
-      </w:r>
-      <w:r>
-        <w:rPr>
-          <w:rtl w:val="0"/>
-          <w:lang w:val="en-US"/>
-        </w:rPr>
-        <w:t>up to a year"</w:t>
-      </w:r>
-      <w:r>
-        <w:rPr>
-          <w:rtl w:val="0"/>
-          <w:lang w:val="en-US"/>
-        </w:rPr>
-        <w:t xml:space="preserve"> }}.</w:t>
+        <w:t xml:space="preserve">{%- if </w:t>
+      </w:r>
+      <w:r>
+        <w:rPr>
+          <w:rtl w:val="0"/>
+          <w:lang w:val="en-US"/>
+        </w:rPr>
+        <w:t>decide_delegation_dates_later</w:t>
+      </w:r>
+      <w:r>
+        <w:rPr>
+          <w:rtl w:val="0"/>
+          <w:lang w:val="en-US"/>
+        </w:rPr>
+        <w:t xml:space="preserve"> %}</w:t>
       </w:r>
     </w:p>
     <w:p>
@@ -472,51 +395,98 @@
           <w:rtl w:val="0"/>
           <w:lang w:val="en-US"/>
         </w:rPr>
-        <w:t>Go to a notary certified in Alaska.</w:t>
-      </w:r>
-      <w:r>
-        <w:rPr>
-          <w:rtl w:val="0"/>
-          <w:lang w:val="en-US"/>
-        </w:rPr>
-        <w:t xml:space="preserve"> To read more about finding a notary, go to </w:t>
-      </w:r>
-      <w:r>
-        <w:rPr>
-          <w:rStyle w:val="Hyperlink.0"/>
-        </w:rPr>
-        <w:fldChar w:fldCharType="begin" w:fldLock="0"/>
-      </w:r>
-      <w:r>
-        <w:rPr>
-          <w:rStyle w:val="Hyperlink.0"/>
-        </w:rPr>
-        <w:instrText xml:space="preserve"> HYPERLINK "https://courtformsonline.org/guides/finding-and-using-a-notary"</w:instrText>
-      </w:r>
-      <w:r>
-        <w:rPr>
-          <w:rStyle w:val="Hyperlink.0"/>
-        </w:rPr>
-        <w:fldChar w:fldCharType="separate" w:fldLock="0"/>
-      </w:r>
-      <w:r>
-        <w:rPr>
-          <w:rStyle w:val="Hyperlink.0"/>
-          <w:rtl w:val="0"/>
-          <w:lang w:val="en-US"/>
-        </w:rPr>
-        <w:t>https://courtformsonline.org/guides/finding-and-using-a-notary</w:t>
-      </w:r>
-      <w:r>
-        <w:rPr/>
-        <w:fldChar w:fldCharType="end" w:fldLock="0"/>
-      </w:r>
-      <w:r>
-        <w:rPr>
-          <w:rtl w:val="0"/>
-          <w:lang w:val="en-US"/>
-        </w:rPr>
-        <w:t>.</w:t>
+        <w:t>Choose when you want</w:t>
+      </w:r>
+      <w:r>
+        <w:rPr>
+          <w:rtl w:val="0"/>
+          <w:lang w:val="en-US"/>
+        </w:rPr>
+        <w:t xml:space="preserve"> {</w:t>
+      </w:r>
+      <w:r>
+        <w:rPr>
+          <w:rtl w:val="0"/>
+          <w:lang w:val="en-US"/>
+        </w:rPr>
+        <w:t>{</w:t>
+      </w:r>
+      <w:r>
+        <w:rPr>
+          <w:rtl w:val="0"/>
+          <w:lang w:val="en-US"/>
+        </w:rPr>
+        <w:t xml:space="preserve"> caregivers[0].name.full() }</w:t>
+      </w:r>
+      <w:r>
+        <w:rPr>
+          <w:rtl w:val="0"/>
+          <w:lang w:val="en-US"/>
+        </w:rPr>
+        <w:t xml:space="preserve">} to start making decisions and when you want them to stop. {{ </w:t>
+      </w:r>
+      <w:r>
+        <w:rPr>
+          <w:rtl w:val="0"/>
+          <w:lang w:val="en-US"/>
+        </w:rPr>
+        <w:t xml:space="preserve">"That time period can be up to 1 year or, if you need, it can be up to 30 days after your </w:t>
+      </w:r>
+      <w:r>
+        <w:rPr>
+          <w:rtl w:val="0"/>
+          <w:lang w:val="en-US"/>
+        </w:rPr>
+        <w:t xml:space="preserve">deployment orders say your military </w:t>
+      </w:r>
+      <w:r>
+        <w:rPr>
+          <w:rtl w:val="0"/>
+          <w:lang w:val="en-US"/>
+        </w:rPr>
+        <w:t xml:space="preserve">duty ends" if users[0].is_in_US_military else </w:t>
+      </w:r>
+      <w:r>
+        <w:rPr>
+          <w:rtl w:val="0"/>
+          <w:lang w:val="en-US"/>
+        </w:rPr>
+        <w:t>“</w:t>
+      </w:r>
+      <w:r>
+        <w:rPr>
+          <w:rtl w:val="0"/>
+          <w:lang w:val="en-US"/>
+        </w:rPr>
+        <w:t>You can give them</w:t>
+      </w:r>
+      <w:r>
+        <w:rPr>
+          <w:rtl w:val="0"/>
+          <w:lang w:val="en-US"/>
+        </w:rPr>
+        <w:t xml:space="preserve"> permission </w:t>
+      </w:r>
+      <w:r>
+        <w:rPr>
+          <w:rtl w:val="0"/>
+          <w:lang w:val="en-US"/>
+        </w:rPr>
+        <w:t xml:space="preserve">for </w:t>
+      </w:r>
+      <w:r>
+        <w:rPr>
+          <w:rtl w:val="0"/>
+          <w:lang w:val="en-US"/>
+        </w:rPr>
+        <w:t>up to a year"</w:t>
+      </w:r>
+      <w:r>
+        <w:rPr>
+          <w:rtl w:val="0"/>
+          <w:lang w:val="en-US"/>
+        </w:rPr>
+        <w:t xml:space="preserve"> }}.</w:t>
       </w:r>
     </w:p>
     <w:p>
@@ -539,7 +509,7 @@
           <w:rtl w:val="0"/>
           <w:lang w:val="en-US"/>
         </w:rPr>
-        <w:t>While the notary is watching, write down the start date and end date on both documents.</w:t>
+        <w:t>{% endif -%}</w:t>
       </w:r>
     </w:p>
     <w:p>
@@ -562,49 +532,7 @@
           <w:rtl w:val="0"/>
           <w:lang w:val="en-US"/>
         </w:rPr>
-        <w:t xml:space="preserve">While the notary is watching, sign those documents and have </w:t>
-      </w:r>
-      <w:r>
-        <w:rPr>
-          <w:rtl w:val="0"/>
-          <w:lang w:val="en-US"/>
-        </w:rPr>
-        <w:t>{</w:t>
-      </w:r>
-      <w:r>
-        <w:rPr>
-          <w:rtl w:val="0"/>
-          <w:lang w:val="en-US"/>
-        </w:rPr>
-        <w:t>{</w:t>
-      </w:r>
-      <w:r>
-        <w:rPr>
-          <w:rtl w:val="0"/>
-          <w:lang w:val="en-US"/>
-        </w:rPr>
-        <w:t xml:space="preserve"> caregivers[0].name.full() }</w:t>
-      </w:r>
-      <w:r>
-        <w:rPr>
-          <w:rtl w:val="0"/>
-          <w:lang w:val="en-US"/>
-        </w:rPr>
-        <w:t>} sign as well. Write that day</w:t>
-      </w:r>
-      <w:r>
-        <w:rPr>
-          <w:rtl w:val="0"/>
-          <w:lang w:val="en-US"/>
-        </w:rPr>
-        <w:t>’</w:t>
-      </w:r>
-      <w:r>
-        <w:rPr>
-          <w:rtl w:val="0"/>
-          <w:lang w:val="en-US"/>
-        </w:rPr>
-        <w:t>s date next to each signature.</w:t>
+        <w:t>Write the start and end dates in the blank spaces.</w:t>
       </w:r>
     </w:p>
     <w:p>
@@ -627,6 +555,429 @@
           <w:rtl w:val="0"/>
           <w:lang w:val="en-US"/>
         </w:rPr>
+        <w:t>Go to a notary certified in Alaska.</w:t>
+      </w:r>
+      <w:r>
+        <w:rPr>
+          <w:rtl w:val="0"/>
+          <w:lang w:val="en-US"/>
+        </w:rPr>
+        <w:t xml:space="preserve"> To read more about finding a notary, go to </w:t>
+      </w:r>
+      <w:r>
+        <w:rPr>
+          <w:rStyle w:val="Hyperlink.0"/>
+        </w:rPr>
+        <w:fldChar w:fldCharType="begin" w:fldLock="0"/>
+      </w:r>
+      <w:r>
+        <w:rPr>
+          <w:rStyle w:val="Hyperlink.0"/>
+        </w:rPr>
+        <w:instrText xml:space="preserve"> HYPERLINK "https://courtformsonline.org/guides/finding-and-using-a-notary"</w:instrText>
+      </w:r>
+      <w:r>
+        <w:rPr>
+          <w:rStyle w:val="Hyperlink.0"/>
+        </w:rPr>
+        <w:fldChar w:fldCharType="separate" w:fldLock="0"/>
+      </w:r>
+      <w:r>
+        <w:rPr>
+          <w:rStyle w:val="Hyperlink.0"/>
+          <w:rtl w:val="0"/>
+          <w:lang w:val="en-US"/>
+        </w:rPr>
+        <w:t>https://courtformsonline.org/guides/finding-and-using-a-notary</w:t>
+      </w:r>
+      <w:r>
+        <w:rPr/>
+        <w:fldChar w:fldCharType="end" w:fldLock="0"/>
+      </w:r>
+      <w:r>
+        <w:rPr>
+          <w:rtl w:val="0"/>
+          <w:lang w:val="en-US"/>
+        </w:rPr>
+        <w:t>.</w:t>
+      </w:r>
+    </w:p>
+    <w:p>
+      <w:pPr>
+        <w:pStyle w:val="List Paragraph"/>
+        <w:numPr>
+          <w:ilvl w:val="0"/>
+          <w:numId w:val="2"/>
+        </w:numPr>
+        <w:bidi w:val="0"/>
+        <w:ind w:right="0"/>
+        <w:jc w:val="left"/>
+        <w:rPr>
+          <w:rtl w:val="0"/>
+          <w:lang w:val="en-US"/>
+        </w:rPr>
+      </w:pPr>
+      <w:r>
+        <w:rPr>
+          <w:rtl w:val="0"/>
+          <w:lang w:val="en-US"/>
+        </w:rPr>
+        <w:t xml:space="preserve">While the notary is watching, write down the start date and end date on the blank spaces on both documents. </w:t>
+      </w:r>
+    </w:p>
+    <w:p>
+      <w:pPr>
+        <w:pStyle w:val="List Paragraph"/>
+        <w:numPr>
+          <w:ilvl w:val="0"/>
+          <w:numId w:val="2"/>
+        </w:numPr>
+        <w:bidi w:val="0"/>
+        <w:ind w:right="0"/>
+        <w:jc w:val="left"/>
+        <w:rPr>
+          <w:rtl w:val="0"/>
+          <w:lang w:val="en-US"/>
+        </w:rPr>
+      </w:pPr>
+      <w:r>
+        <w:rPr>
+          <w:rtl w:val="0"/>
+          <w:lang w:val="en-US"/>
+        </w:rPr>
+        <w:t xml:space="preserve">{%- if </w:t>
+      </w:r>
+      <w:r>
+        <w:rPr>
+          <w:rtl w:val="0"/>
+          <w:lang w:val="en-US"/>
+        </w:rPr>
+        <w:t>defined(</w:t>
+      </w:r>
+      <w:r>
+        <w:rPr>
+          <w:rtl w:val="0"/>
+          <w:lang w:val="en-US"/>
+        </w:rPr>
+        <w:t>“</w:t>
+      </w:r>
+      <w:r>
+        <w:rPr>
+          <w:rtl w:val="0"/>
+          <w:lang w:val="en-US"/>
+        </w:rPr>
+        <w:t>delegation_start_date</w:t>
+      </w:r>
+      <w:r>
+        <w:rPr>
+          <w:rtl w:val="0"/>
+          <w:lang w:val="en-US"/>
+        </w:rPr>
+        <w:t>”</w:t>
+      </w:r>
+      <w:r>
+        <w:rPr>
+          <w:rtl w:val="0"/>
+          <w:lang w:val="en-US"/>
+        </w:rPr>
+        <w:t>)</w:t>
+      </w:r>
+      <w:r>
+        <w:rPr>
+          <w:rtl w:val="0"/>
+          <w:lang w:val="en-US"/>
+        </w:rPr>
+        <w:t xml:space="preserve"> and delegation_start_date</w:t>
+      </w:r>
+      <w:r>
+        <w:rPr>
+          <w:rtl w:val="0"/>
+          <w:lang w:val="en-US"/>
+        </w:rPr>
+        <w:t xml:space="preserve"> </w:t>
+      </w:r>
+      <w:r>
+        <w:rPr>
+          <w:rtl w:val="0"/>
+          <w:lang w:val="en-US"/>
+        </w:rPr>
+        <w:t>-%}</w:t>
+      </w:r>
+    </w:p>
+    <w:p>
+      <w:pPr>
+        <w:pStyle w:val="List Paragraph"/>
+        <w:numPr>
+          <w:ilvl w:val="0"/>
+          <w:numId w:val="2"/>
+        </w:numPr>
+        <w:bidi w:val="0"/>
+        <w:ind w:right="0"/>
+        <w:jc w:val="left"/>
+        <w:rPr>
+          <w:rtl w:val="0"/>
+          <w:lang w:val="en-US"/>
+        </w:rPr>
+      </w:pPr>
+      <w:r>
+        <w:rPr>
+          <w:rtl w:val="0"/>
+          <w:lang w:val="en-US"/>
+        </w:rPr>
+        <w:t xml:space="preserve">You said you wanted permission to </w:t>
+      </w:r>
+      <w:r>
+        <w:rPr>
+          <w:b w:val="1"/>
+          <w:bCs w:val="1"/>
+          <w:rtl w:val="0"/>
+          <w:lang w:val="en-US"/>
+        </w:rPr>
+        <w:t>start on {{ delegation_start_date }}</w:t>
+      </w:r>
+      <w:r>
+        <w:rPr>
+          <w:rtl w:val="0"/>
+          <w:lang w:val="en-US"/>
+        </w:rPr>
+        <w:t xml:space="preserve">. </w:t>
+      </w:r>
+    </w:p>
+    <w:p>
+      <w:pPr>
+        <w:pStyle w:val="List Paragraph"/>
+        <w:numPr>
+          <w:ilvl w:val="0"/>
+          <w:numId w:val="2"/>
+        </w:numPr>
+        <w:bidi w:val="0"/>
+        <w:ind w:right="0"/>
+        <w:jc w:val="left"/>
+        <w:rPr>
+          <w:rtl w:val="0"/>
+          <w:lang w:val="en-US"/>
+        </w:rPr>
+      </w:pPr>
+      <w:r>
+        <w:rPr>
+          <w:rtl w:val="0"/>
+          <w:lang w:val="en-US"/>
+        </w:rPr>
+        <w:t>{%- endif -%}</w:t>
+      </w:r>
+    </w:p>
+    <w:p>
+      <w:pPr>
+        <w:pStyle w:val="List Paragraph"/>
+        <w:numPr>
+          <w:ilvl w:val="0"/>
+          <w:numId w:val="2"/>
+        </w:numPr>
+        <w:bidi w:val="0"/>
+        <w:ind w:right="0"/>
+        <w:jc w:val="left"/>
+        <w:rPr>
+          <w:rtl w:val="0"/>
+          <w:lang w:val="en-US"/>
+        </w:rPr>
+      </w:pPr>
+      <w:r>
+        <w:rPr>
+          <w:rtl w:val="0"/>
+          <w:lang w:val="en-US"/>
+        </w:rPr>
+        <w:t>{%- if defined(</w:t>
+      </w:r>
+      <w:r>
+        <w:rPr>
+          <w:rtl w:val="0"/>
+          <w:lang w:val="en-US"/>
+        </w:rPr>
+        <w:t>“</w:t>
+      </w:r>
+      <w:r>
+        <w:rPr>
+          <w:rtl w:val="0"/>
+          <w:lang w:val="en-US"/>
+        </w:rPr>
+        <w:t>delegation_end_date</w:t>
+      </w:r>
+      <w:r>
+        <w:rPr>
+          <w:rtl w:val="0"/>
+          <w:lang w:val="en-US"/>
+        </w:rPr>
+        <w:t>”</w:t>
+      </w:r>
+      <w:r>
+        <w:rPr>
+          <w:rtl w:val="0"/>
+          <w:lang w:val="en-US"/>
+        </w:rPr>
+        <w:t>)</w:t>
+      </w:r>
+      <w:r>
+        <w:rPr>
+          <w:rtl w:val="0"/>
+          <w:lang w:val="en-US"/>
+        </w:rPr>
+        <w:t xml:space="preserve"> and delegation_end_date</w:t>
+      </w:r>
+      <w:r>
+        <w:rPr>
+          <w:rtl w:val="0"/>
+          <w:lang w:val="en-US"/>
+        </w:rPr>
+        <w:t xml:space="preserve"> -%}</w:t>
+      </w:r>
+    </w:p>
+    <w:p>
+      <w:pPr>
+        <w:pStyle w:val="List Paragraph"/>
+        <w:numPr>
+          <w:ilvl w:val="0"/>
+          <w:numId w:val="2"/>
+        </w:numPr>
+        <w:bidi w:val="0"/>
+        <w:ind w:right="0"/>
+        <w:jc w:val="left"/>
+        <w:rPr>
+          <w:rtl w:val="0"/>
+          <w:lang w:val="en-US"/>
+        </w:rPr>
+      </w:pPr>
+      <w:r>
+        <w:rPr>
+          <w:rtl w:val="0"/>
+          <w:lang w:val="en-US"/>
+        </w:rPr>
+        <w:t xml:space="preserve">You said you wanted permission to </w:t>
+      </w:r>
+      <w:r>
+        <w:rPr>
+          <w:b w:val="1"/>
+          <w:bCs w:val="1"/>
+          <w:rtl w:val="0"/>
+          <w:lang w:val="en-US"/>
+        </w:rPr>
+        <w:t>end on {{ delegation_end_date }}</w:t>
+      </w:r>
+      <w:r>
+        <w:rPr>
+          <w:rtl w:val="0"/>
+          <w:lang w:val="en-US"/>
+        </w:rPr>
+        <w:t>.</w:t>
+      </w:r>
+    </w:p>
+    <w:p>
+      <w:pPr>
+        <w:pStyle w:val="List Paragraph"/>
+        <w:numPr>
+          <w:ilvl w:val="0"/>
+          <w:numId w:val="2"/>
+        </w:numPr>
+        <w:bidi w:val="0"/>
+        <w:ind w:right="0"/>
+        <w:jc w:val="left"/>
+        <w:rPr>
+          <w:rtl w:val="0"/>
+          <w:lang w:val="en-US"/>
+        </w:rPr>
+      </w:pPr>
+      <w:r>
+        <w:rPr>
+          <w:rtl w:val="0"/>
+          <w:lang w:val="en-US"/>
+        </w:rPr>
+        <w:t>{%- endif %}</w:t>
+      </w:r>
+    </w:p>
+    <w:p>
+      <w:pPr>
+        <w:pStyle w:val="List Paragraph"/>
+        <w:numPr>
+          <w:ilvl w:val="0"/>
+          <w:numId w:val="2"/>
+        </w:numPr>
+        <w:bidi w:val="0"/>
+        <w:ind w:right="0"/>
+        <w:jc w:val="left"/>
+        <w:rPr>
+          <w:rtl w:val="0"/>
+          <w:lang w:val="en-US"/>
+        </w:rPr>
+      </w:pPr>
+      <w:r>
+        <w:rPr>
+          <w:rtl w:val="0"/>
+          <w:lang w:val="en-US"/>
+        </w:rPr>
+        <w:t xml:space="preserve">While the notary is watching, sign those documents and have </w:t>
+      </w:r>
+      <w:r>
+        <w:rPr>
+          <w:rtl w:val="0"/>
+          <w:lang w:val="en-US"/>
+        </w:rPr>
+        <w:t>{</w:t>
+      </w:r>
+      <w:r>
+        <w:rPr>
+          <w:rtl w:val="0"/>
+          <w:lang w:val="en-US"/>
+        </w:rPr>
+        <w:t>{</w:t>
+      </w:r>
+      <w:r>
+        <w:rPr>
+          <w:rtl w:val="0"/>
+          <w:lang w:val="en-US"/>
+        </w:rPr>
+        <w:t xml:space="preserve"> caregivers[0].name.full() }</w:t>
+      </w:r>
+      <w:r>
+        <w:rPr>
+          <w:rtl w:val="0"/>
+          <w:lang w:val="en-US"/>
+        </w:rPr>
+        <w:t>} sign as well. Write that day</w:t>
+      </w:r>
+      <w:r>
+        <w:rPr>
+          <w:rtl w:val="0"/>
+          <w:lang w:val="en-US"/>
+        </w:rPr>
+        <w:t>’</w:t>
+      </w:r>
+      <w:r>
+        <w:rPr>
+          <w:rtl w:val="0"/>
+          <w:lang w:val="en-US"/>
+        </w:rPr>
+        <w:t>s date next to each signature.</w:t>
+      </w:r>
+    </w:p>
+    <w:p>
+      <w:pPr>
+        <w:pStyle w:val="List Paragraph"/>
+        <w:numPr>
+          <w:ilvl w:val="0"/>
+          <w:numId w:val="2"/>
+        </w:numPr>
+        <w:bidi w:val="0"/>
+        <w:ind w:right="0"/>
+        <w:jc w:val="left"/>
+        <w:rPr>
+          <w:rtl w:val="0"/>
+          <w:lang w:val="en-US"/>
+        </w:rPr>
+      </w:pPr>
+      <w:r>
+        <w:rPr>
+          <w:rtl w:val="0"/>
+          <w:lang w:val="en-US"/>
+        </w:rPr>
         <w:t>The notary will notarize both documents.</w:t>
       </w:r>
     </w:p>
@@ -671,7 +1022,7 @@
             <w14:miter w14:lim="400000"/>
           </w14:textOutline>
         </w:rPr>
-        <w:t xml:space="preserve">one </w:t>
+        <w:t>one document</w:t>
       </w:r>
       <w:r>
         <w:rPr>
@@ -684,7 +1035,7 @@
             <w14:miter w14:lim="400000"/>
           </w14:textOutline>
         </w:rPr>
-        <w:t>copy for yourself.</w:t>
+        <w:t xml:space="preserve"> for yourself.</w:t>
       </w:r>
     </w:p>
     <w:p>
@@ -728,14 +1079,28 @@
           <w:rtl w:val="0"/>
           <w:lang w:val="en-US"/>
         </w:rPr>
-        <w:t>}</w:t>
-      </w:r>
-      <w:r>
-        <w:rPr>
-          <w:rtl w:val="0"/>
-          <w:lang w:val="en-US"/>
-        </w:rPr>
-        <w:t xml:space="preserve"> a signed copy of the document.</w:t>
+        <w:t xml:space="preserve">} </w:t>
+      </w:r>
+      <w:r>
+        <w:rPr>
+          <w:rtl w:val="0"/>
+          <w:lang w:val="en-US"/>
+        </w:rPr>
+        <w:t>the</w:t>
+      </w:r>
+      <w:r>
+        <w:rPr>
+          <w:rtl w:val="0"/>
+          <w:lang w:val="en-US"/>
+        </w:rPr>
+        <w:t xml:space="preserve"> other signed and notarized</w:t>
+      </w:r>
+      <w:r>
+        <w:rPr>
+          <w:rtl w:val="0"/>
+          <w:lang w:val="en-US"/>
+        </w:rPr>
+        <w:t xml:space="preserve"> document.</w:t>
       </w:r>
     </w:p>
     <w:p>
@@ -764,7 +1129,21 @@
           <w:rtl w:val="0"/>
           <w:lang w:val="en-US"/>
         </w:rPr>
-        <w:t>After that, {{ caregivers[0].name.full() }} can show this document to prove they have permission to make decisions fo</w:t>
+        <w:t xml:space="preserve">After that, {{ caregivers[0].name.full() }} can show </w:t>
+      </w:r>
+      <w:r>
+        <w:rPr>
+          <w:rtl w:val="0"/>
+          <w:lang w:val="en-US"/>
+        </w:rPr>
+        <w:t>their</w:t>
+      </w:r>
+      <w:r>
+        <w:rPr>
+          <w:rtl w:val="0"/>
+          <w:lang w:val="en-US"/>
+        </w:rPr>
+        <w:t xml:space="preserve"> document to prove they have permission to make decisions fo</w:t>
       </w:r>
       <w:r>
         <w:rPr>

--- a/docassemble/AkPowerOfAttorneyOverAMinorByParentOrGuardian/data/templates/ak_power_of_attorney_over_a_minor_by_parent_or_guardian_next_steps.docx
+++ b/docassemble/AkPowerOfAttorneyOverAMinorByParentOrGuardian/data/templates/ak_power_of_attorney_over_a_minor_by_parent_or_guardian_next_steps.docx
@@ -2,76 +2,14 @@
 <file path=word/document.xml><?xml version="1.0" encoding="utf-8"?>
 <w:document xmlns:r="http://schemas.openxmlformats.org/officeDocument/2006/relationships" xmlns:wp="http://schemas.openxmlformats.org/drawingml/2006/wordprocessingDrawing" xmlns:w="http://schemas.openxmlformats.org/wordprocessingml/2006/main" xmlns:w10="urn:schemas-microsoft-com:office:word" xmlns:w14="http://schemas.microsoft.com/office/word/2010/wordml" xmlns:wps="http://schemas.microsoft.com/office/word/2010/wordprocessingShape" xmlns:wpg="http://schemas.microsoft.com/office/word/2010/wordprocessingGroup" xmlns:mc="http://schemas.openxmlformats.org/markup-compatibility/2006" xmlns:v="urn:schemas-microsoft-com:vml" xmlns:o="urn:schemas-microsoft-com:office:office" xmlns:m="http://schemas.openxmlformats.org/officeDocument/2006/math" mc:Ignorable="w14">
   <w:body>
-    <w:tbl>
-      <w:tblPr>
-        <w:tblW w:w="10790" w:type="dxa"/>
-        <w:jc w:val="left"/>
-        <w:tblInd w:w="108" w:type="dxa"/>
-        <w:tblBorders>
-          <w:top w:val="single" w:color="ffffff" w:sz="8" w:space="0" w:shadow="0" w:frame="0"/>
-          <w:left w:val="single" w:color="ffffff" w:sz="8" w:space="0" w:shadow="0" w:frame="0"/>
-          <w:bottom w:val="single" w:color="ffffff" w:sz="8" w:space="0" w:shadow="0" w:frame="0"/>
-          <w:right w:val="single" w:color="ffffff" w:sz="8" w:space="0" w:shadow="0" w:frame="0"/>
-          <w:insideH w:val="single" w:color="ffffff" w:sz="8" w:space="0" w:shadow="0" w:frame="0"/>
-          <w:insideV w:val="single" w:color="ffffff" w:sz="8" w:space="0" w:shadow="0" w:frame="0"/>
-        </w:tblBorders>
-        <w:shd w:val="clear" w:color="auto" w:fill="cad3ea"/>
-        <w:tblLayout w:type="fixed"/>
-      </w:tblPr>
-      <w:tblGrid>
-        <w:gridCol w:w="10790"/>
-      </w:tblGrid>
-      <w:tr>
-        <w:tblPrEx>
-          <w:shd w:val="clear" w:color="auto" w:fill="cad3ea"/>
-        </w:tblPrEx>
-        <w:trPr>
-          <w:trHeight w:val="838" w:hRule="atLeast"/>
-        </w:trPr>
-        <w:tc>
-          <w:tcPr>
-            <w:tcW w:type="dxa" w:w="10790"/>
-            <w:tcBorders>
-              <w:top w:val="single" w:color="000000" w:sz="4" w:space="0" w:shadow="0" w:frame="0"/>
-              <w:left w:val="single" w:color="000000" w:sz="4" w:space="0" w:shadow="0" w:frame="0"/>
-              <w:bottom w:val="single" w:color="000000" w:sz="4" w:space="0" w:shadow="0" w:frame="0"/>
-              <w:right w:val="single" w:color="000000" w:sz="4" w:space="0" w:shadow="0" w:frame="0"/>
-            </w:tcBorders>
-            <w:shd w:val="clear" w:color="auto" w:fill="17406d"/>
-            <w:tcMar>
-              <w:top w:type="dxa" w:w="80"/>
-              <w:left w:type="dxa" w:w="80"/>
-              <w:bottom w:type="dxa" w:w="80"/>
-              <w:right w:type="dxa" w:w="80"/>
-            </w:tcMar>
-            <w:vAlign w:val="top"/>
-          </w:tcPr>
-          <w:p>
-            <w:pPr>
-              <w:pStyle w:val="Title"/>
-              <w:spacing w:after="0"/>
-              <w:jc w:val="center"/>
-            </w:pPr>
-            <w:r>
-              <w:rPr>
-                <w:outline w:val="0"/>
-                <w:color w:val="ffffff"/>
-                <w:u w:color="ffffff"/>
-                <w:shd w:val="nil" w:color="auto" w:fill="auto"/>
-                <w:rtl w:val="0"/>
-                <w:lang w:val="en-US"/>
-                <w14:textFill>
-                  <w14:solidFill>
-                    <w14:srgbClr w14:val="FFFFFF"/>
-                  </w14:solidFill>
-                </w14:textFill>
-              </w:rPr>
-              <w:t>In Alaska, let a family member or friend temporarily make decisions for your children</w:t>
-            </w:r>
-          </w:p>
-        </w:tc>
-      </w:tr>
-    </w:tbl>
+    <w:p>
+      <w:pPr>
+        <w:pStyle w:val="Title"/>
+      </w:pPr>
+      <w:r>
+        <w:t>In Alaska, let a family member or friend temporarily make decisions for your children</w:t>
+      </w:r>
+    </w:p>
     <w:p>
       <w:pPr>
         <w:pStyle w:val="Body"/>
@@ -4292,12 +4230,17 @@
       <w:bidi w:val="0"/>
       <w:spacing w:before="0" w:after="80" w:line="240" w:lineRule="auto"/>
       <w:ind w:left="0" w:right="0" w:firstLine="0"/>
-      <w:jc w:val="left"/>
+      <w:jc w:val="center"/>
       <w:outlineLvl w:val="9"/>
+      <w:shd w:val="clear" w:color="auto" w:fill="17406D"/>
+      <w:pBdr>
+        <w:top w:val="single" w:sz="48" w:space="1" w:color="17406D"/>
+        <w:bottom w:val="single" w:sz="48" w:space="1" w:color="17406D"/>
+      </w:pBdr>
     </w:pPr>
     <w:rPr>
       <w:rFonts w:ascii="Arial" w:cs="Arial Unicode MS" w:hAnsi="Arial" w:eastAsia="Arial Unicode MS"/>
-      <w:b w:val="1"/>
+      <w:b/>
       <w:bCs w:val="1"/>
       <w:i w:val="0"/>
       <w:iCs w:val="0"/>
@@ -4306,7 +4249,7 @@
       <w:strike w:val="0"/>
       <w:dstrike w:val="0"/>
       <w:outline w:val="0"/>
-      <w:color w:val="002e63"/>
+      <w:color w:val="FFFFFF"/>
       <w:spacing w:val="10"/>
       <w:kern w:val="0"/>
       <w:position w:val="0"/>
